--- a/templates/detailed.docx
+++ b/templates/detailed.docx
@@ -839,6 +839,20 @@
     </w:p>
     <w:p>
       <w:pPr>
+        <w:spacing w:after="200"/>
+      </w:pPr>
+      <w:r>
+        <w:rPr>
+          <w:i/>
+          <w:iCs/>
+          <w:sz w:val="18"/>
+          <w:szCs w:val="18"/>
+        </w:rPr>
+        <w:t xml:space="preserve">{conversionNote}</w:t>
+      </w:r>
+    </w:p>
+    <w:p>
+      <w:pPr>
         <w:spacing w:before="200" w:after="100"/>
       </w:pPr>
       <w:r>
@@ -1044,6 +1058,19 @@
           <w:iCs/>
         </w:rPr>
         <w:t xml:space="preserve">{translations.thankYou}</w:t>
+      </w:r>
+    </w:p>
+    <w:p>
+      <w:pPr>
+        <w:spacing w:before="300" w:after="100"/>
+      </w:pPr>
+      <w:r>
+        <w:rPr>
+          <w:sz w:val="18"/>
+          <w:szCs w:val="18"/>
+          <w:color w:val="666666"/>
+        </w:rPr>
+        <w:t xml:space="preserve">{legalText}</w:t>
       </w:r>
     </w:p>
     <w:sectPr>
